--- a/templates/phuluc-hopdong.docx
+++ b/templates/phuluc-hopdong.docx
@@ -60,9 +60,6 @@
       </w:r>
       <w:r>
         <w:t>{{MS_HDLD}}</w:t>
-      </w:r>
-      <w:r>
-        <w:tab/>
       </w:r>
       <w:r>
         <w:tab/>
